--- a/Заковряшин 1ИСП-22 лр 1.docx
+++ b/Заковряшин 1ИСП-22 лр 1.docx
@@ -1352,7 +1352,6 @@
           <w:rFonts w:ascii="Times New Roman" w:hAnsi="Times New Roman" w:cs="Times New Roman"/>
           <w:sz w:val="28"/>
           <w:szCs w:val="28"/>
-          <w:lang w:val="en-US"/>
         </w:rPr>
       </w:pPr>
       <w:r>
@@ -1362,16 +1361,7 @@
           <w:szCs w:val="28"/>
         </w:rPr>
         <w:lastRenderedPageBreak/>
-        <w:t xml:space="preserve">Задание № </w:t>
-      </w:r>
-      <w:r>
-        <w:rPr>
-          <w:rFonts w:ascii="Times New Roman" w:hAnsi="Times New Roman" w:cs="Times New Roman"/>
-          <w:sz w:val="28"/>
-          <w:szCs w:val="28"/>
-          <w:lang w:val="en-US"/>
-        </w:rPr>
-        <w:t>2</w:t>
+        <w:t>Задание №1</w:t>
       </w:r>
     </w:p>
     <w:p>
@@ -1390,6 +1380,205 @@
           <w:sz w:val="28"/>
           <w:szCs w:val="28"/>
         </w:rPr>
+        <w:tab/>
+        <w:t xml:space="preserve">Придумать тему довольно сложно. Не хочется делать и </w:t>
+      </w:r>
+      <w:proofErr w:type="gramStart"/>
+      <w:r>
+        <w:rPr>
+          <w:rFonts w:ascii="Times New Roman" w:hAnsi="Times New Roman" w:cs="Times New Roman"/>
+          <w:sz w:val="28"/>
+          <w:szCs w:val="28"/>
+        </w:rPr>
+        <w:t>что то</w:t>
+      </w:r>
+      <w:proofErr w:type="gramEnd"/>
+      <w:r>
+        <w:rPr>
+          <w:rFonts w:ascii="Times New Roman" w:hAnsi="Times New Roman" w:cs="Times New Roman"/>
+          <w:sz w:val="28"/>
+          <w:szCs w:val="28"/>
+        </w:rPr>
+        <w:t xml:space="preserve"> очень простое и что то очень сложное. Поэтому чтобы соблюсти принципы </w:t>
+      </w:r>
+      <w:proofErr w:type="spellStart"/>
+      <w:r>
+        <w:rPr>
+          <w:rFonts w:ascii="Times New Roman" w:hAnsi="Times New Roman" w:cs="Times New Roman"/>
+          <w:sz w:val="28"/>
+          <w:szCs w:val="28"/>
+        </w:rPr>
+        <w:t>ооп</w:t>
+      </w:r>
+      <w:proofErr w:type="spellEnd"/>
+      <w:r>
+        <w:rPr>
+          <w:rFonts w:ascii="Times New Roman" w:hAnsi="Times New Roman" w:cs="Times New Roman"/>
+          <w:sz w:val="28"/>
+          <w:szCs w:val="28"/>
+        </w:rPr>
+        <w:t xml:space="preserve"> и требования по используемым фреймворкам было принято решение писать обычные онлайн шахматы.</w:t>
+      </w:r>
+    </w:p>
+    <w:p>
+      <w:pPr>
+        <w:spacing w:after="0" w:line="360" w:lineRule="auto"/>
+        <w:ind w:firstLine="708"/>
+        <w:rPr>
+          <w:rFonts w:ascii="Times New Roman" w:hAnsi="Times New Roman" w:cs="Times New Roman"/>
+          <w:sz w:val="28"/>
+          <w:szCs w:val="28"/>
+        </w:rPr>
+      </w:pPr>
+      <w:r>
+        <w:rPr>
+          <w:rFonts w:ascii="Times New Roman" w:hAnsi="Times New Roman" w:cs="Times New Roman"/>
+          <w:sz w:val="28"/>
+          <w:szCs w:val="28"/>
+        </w:rPr>
+        <w:t xml:space="preserve">В качестве усложнения партия будет проходить как локально на 1 </w:t>
+      </w:r>
+      <w:r>
+        <w:rPr>
+          <w:rFonts w:ascii="Times New Roman" w:hAnsi="Times New Roman" w:cs="Times New Roman"/>
+          <w:sz w:val="28"/>
+          <w:szCs w:val="28"/>
+        </w:rPr>
+        <w:t>устройстве,</w:t>
+      </w:r>
+      <w:r>
+        <w:rPr>
+          <w:rFonts w:ascii="Times New Roman" w:hAnsi="Times New Roman" w:cs="Times New Roman"/>
+          <w:sz w:val="28"/>
+          <w:szCs w:val="28"/>
+        </w:rPr>
+        <w:t xml:space="preserve"> так и онлайн</w:t>
+      </w:r>
+      <w:r>
+        <w:rPr>
+          <w:rFonts w:ascii="Times New Roman" w:hAnsi="Times New Roman" w:cs="Times New Roman"/>
+          <w:sz w:val="28"/>
+          <w:szCs w:val="28"/>
+        </w:rPr>
+        <w:t xml:space="preserve">. Возможно будет реализован анализ партии на каком ни будь доступном движке. </w:t>
+      </w:r>
+    </w:p>
+    <w:p>
+      <w:pPr>
+        <w:spacing w:after="0" w:line="360" w:lineRule="auto"/>
+        <w:ind w:firstLine="708"/>
+        <w:rPr>
+          <w:rFonts w:ascii="Times New Roman" w:hAnsi="Times New Roman" w:cs="Times New Roman"/>
+          <w:sz w:val="28"/>
+          <w:szCs w:val="28"/>
+        </w:rPr>
+      </w:pPr>
+      <w:proofErr w:type="gramStart"/>
+      <w:r>
+        <w:rPr>
+          <w:rFonts w:ascii="Times New Roman" w:hAnsi="Times New Roman" w:cs="Times New Roman"/>
+          <w:sz w:val="28"/>
+          <w:szCs w:val="28"/>
+        </w:rPr>
+        <w:t>Классы</w:t>
+      </w:r>
+      <w:proofErr w:type="gramEnd"/>
+      <w:r>
+        <w:rPr>
+          <w:rFonts w:ascii="Times New Roman" w:hAnsi="Times New Roman" w:cs="Times New Roman"/>
+          <w:sz w:val="28"/>
+          <w:szCs w:val="28"/>
+        </w:rPr>
+        <w:t xml:space="preserve"> которые возможно появятся в коде это шахматные фигуры</w:t>
+      </w:r>
+      <w:r>
+        <w:rPr>
+          <w:rFonts w:ascii="Times New Roman" w:hAnsi="Times New Roman" w:cs="Times New Roman"/>
+          <w:sz w:val="28"/>
+          <w:szCs w:val="28"/>
+        </w:rPr>
+        <w:t>,</w:t>
+      </w:r>
+      <w:r>
+        <w:rPr>
+          <w:rFonts w:ascii="Times New Roman" w:hAnsi="Times New Roman" w:cs="Times New Roman"/>
+          <w:sz w:val="28"/>
+          <w:szCs w:val="28"/>
+        </w:rPr>
+        <w:t xml:space="preserve"> класс доски и прочее</w:t>
+      </w:r>
+      <w:r>
+        <w:rPr>
+          <w:rFonts w:ascii="Times New Roman" w:hAnsi="Times New Roman" w:cs="Times New Roman"/>
+          <w:sz w:val="28"/>
+          <w:szCs w:val="28"/>
+        </w:rPr>
+        <w:t xml:space="preserve">. </w:t>
+      </w:r>
+    </w:p>
+    <w:p>
+      <w:pPr>
+        <w:spacing w:after="0" w:line="360" w:lineRule="auto"/>
+        <w:ind w:firstLine="71"/>
+        <w:rPr>
+          <w:rFonts w:ascii="Times New Roman" w:hAnsi="Times New Roman" w:cs="Times New Roman"/>
+          <w:sz w:val="28"/>
+          <w:szCs w:val="28"/>
+        </w:rPr>
+      </w:pPr>
+      <w:r>
+        <w:rPr>
+          <w:rFonts w:ascii="Times New Roman" w:hAnsi="Times New Roman" w:cs="Times New Roman"/>
+          <w:sz w:val="28"/>
+          <w:szCs w:val="28"/>
+        </w:rPr>
+        <w:t xml:space="preserve">Задание № </w:t>
+      </w:r>
+      <w:r>
+        <w:rPr>
+          <w:rFonts w:ascii="Times New Roman" w:hAnsi="Times New Roman" w:cs="Times New Roman"/>
+          <w:sz w:val="28"/>
+          <w:szCs w:val="28"/>
+        </w:rPr>
+        <w:t>2</w:t>
+      </w:r>
+    </w:p>
+    <w:p>
+      <w:pPr>
+        <w:spacing w:after="0" w:line="360" w:lineRule="auto"/>
+        <w:ind w:firstLine="71"/>
+        <w:rPr>
+          <w:rFonts w:ascii="Times New Roman" w:hAnsi="Times New Roman" w:cs="Times New Roman"/>
+          <w:sz w:val="28"/>
+          <w:szCs w:val="28"/>
+          <w:lang w:val="en-US"/>
+        </w:rPr>
+      </w:pPr>
+      <w:r>
+        <w:rPr>
+          <w:rFonts w:ascii="Times New Roman" w:hAnsi="Times New Roman" w:cs="Times New Roman"/>
+          <w:sz w:val="28"/>
+          <w:szCs w:val="28"/>
+        </w:rPr>
+        <w:t>Позанимаемся в онлайн тренажере.</w:t>
+      </w:r>
+    </w:p>
+    <w:p>
+      <w:pPr>
+        <w:spacing w:after="0" w:line="360" w:lineRule="auto"/>
+        <w:ind w:firstLine="71"/>
+        <w:rPr>
+          <w:rFonts w:ascii="Times New Roman" w:hAnsi="Times New Roman" w:cs="Times New Roman"/>
+          <w:sz w:val="28"/>
+          <w:szCs w:val="28"/>
+        </w:rPr>
+      </w:pPr>
+      <w:r>
+        <w:rPr>
+          <w:rFonts w:ascii="Times New Roman" w:hAnsi="Times New Roman" w:cs="Times New Roman"/>
+          <w:sz w:val="28"/>
+          <w:szCs w:val="28"/>
+        </w:rPr>
         <w:t>Сделаем два коммита.</w:t>
       </w:r>
     </w:p>
@@ -1412,6 +1601,7 @@
           <w:sz w:val="28"/>
           <w:szCs w:val="28"/>
         </w:rPr>
+        <w:lastRenderedPageBreak/>
         <w:drawing>
           <wp:inline distT="0" distB="0" distL="0" distR="0" wp14:anchorId="1FF698E1" wp14:editId="393757D7">
             <wp:extent cx="4747895" cy="7181850"/>
@@ -2560,6 +2750,7 @@
         <w:tabs>
           <w:tab w:val="left" w:pos="3855"/>
         </w:tabs>
+        <w:jc w:val="both"/>
         <w:rPr>
           <w:rFonts w:ascii="Times New Roman" w:hAnsi="Times New Roman" w:cs="Times New Roman"/>
           <w:sz w:val="28"/>
@@ -2596,8 +2787,1364 @@
           <w:sz w:val="28"/>
           <w:szCs w:val="28"/>
         </w:rPr>
-        <w:t xml:space="preserve"> для работы команд </w:t>
-      </w:r>
+        <w:t xml:space="preserve"> для работы команд</w:t>
+      </w:r>
+      <w:r>
+        <w:rPr>
+          <w:rFonts w:ascii="Times New Roman" w:hAnsi="Times New Roman" w:cs="Times New Roman"/>
+          <w:sz w:val="28"/>
+          <w:szCs w:val="28"/>
+        </w:rPr>
+        <w:t>.</w:t>
+      </w:r>
+    </w:p>
+    <w:p>
+      <w:pPr>
+        <w:tabs>
+          <w:tab w:val="left" w:pos="3855"/>
+        </w:tabs>
+        <w:jc w:val="both"/>
+        <w:rPr>
+          <w:rFonts w:ascii="Times New Roman" w:hAnsi="Times New Roman" w:cs="Times New Roman"/>
+          <w:sz w:val="28"/>
+          <w:szCs w:val="28"/>
+        </w:rPr>
+      </w:pPr>
+      <w:r>
+        <w:rPr>
+          <w:rFonts w:ascii="Times New Roman" w:hAnsi="Times New Roman" w:cs="Times New Roman"/>
+          <w:sz w:val="28"/>
+          <w:szCs w:val="28"/>
+        </w:rPr>
+        <w:t xml:space="preserve">git </w:t>
+      </w:r>
+      <w:proofErr w:type="spellStart"/>
+      <w:r>
+        <w:rPr>
+          <w:rFonts w:ascii="Times New Roman" w:hAnsi="Times New Roman" w:cs="Times New Roman"/>
+          <w:sz w:val="28"/>
+          <w:szCs w:val="28"/>
+        </w:rPr>
+        <w:t>clone</w:t>
+      </w:r>
+      <w:proofErr w:type="spellEnd"/>
+      <w:r>
+        <w:rPr>
+          <w:rFonts w:ascii="Times New Roman" w:hAnsi="Times New Roman" w:cs="Times New Roman"/>
+          <w:sz w:val="28"/>
+          <w:szCs w:val="28"/>
+        </w:rPr>
+        <w:t xml:space="preserve"> – </w:t>
+      </w:r>
+      <w:r>
+        <w:rPr>
+          <w:rFonts w:ascii="Times New Roman" w:hAnsi="Times New Roman" w:cs="Times New Roman"/>
+          <w:sz w:val="28"/>
+          <w:szCs w:val="28"/>
+        </w:rPr>
+        <w:t>создает локальную копию репозитория.</w:t>
+      </w:r>
+    </w:p>
+    <w:p>
+      <w:pPr>
+        <w:tabs>
+          <w:tab w:val="left" w:pos="3855"/>
+        </w:tabs>
+        <w:jc w:val="both"/>
+        <w:rPr>
+          <w:rFonts w:ascii="Times New Roman" w:hAnsi="Times New Roman" w:cs="Times New Roman"/>
+          <w:sz w:val="28"/>
+          <w:szCs w:val="28"/>
+        </w:rPr>
+      </w:pPr>
+      <w:r>
+        <w:rPr>
+          <w:rFonts w:ascii="Times New Roman" w:hAnsi="Times New Roman" w:cs="Times New Roman"/>
+          <w:sz w:val="28"/>
+          <w:szCs w:val="28"/>
+          <w:lang w:val="en-US"/>
+        </w:rPr>
+        <w:t>Git</w:t>
+      </w:r>
+      <w:r>
+        <w:rPr>
+          <w:rFonts w:ascii="Times New Roman" w:hAnsi="Times New Roman" w:cs="Times New Roman"/>
+          <w:sz w:val="28"/>
+          <w:szCs w:val="28"/>
+        </w:rPr>
+        <w:t xml:space="preserve"> </w:t>
+      </w:r>
+      <w:r>
+        <w:rPr>
+          <w:rFonts w:ascii="Times New Roman" w:hAnsi="Times New Roman" w:cs="Times New Roman"/>
+          <w:sz w:val="28"/>
+          <w:szCs w:val="28"/>
+          <w:lang w:val="en-US"/>
+        </w:rPr>
+        <w:t>status</w:t>
+      </w:r>
+      <w:r>
+        <w:rPr>
+          <w:rFonts w:ascii="Times New Roman" w:hAnsi="Times New Roman" w:cs="Times New Roman"/>
+          <w:sz w:val="28"/>
+          <w:szCs w:val="28"/>
+        </w:rPr>
+        <w:t xml:space="preserve"> </w:t>
+      </w:r>
+      <w:r>
+        <w:rPr>
+          <w:rFonts w:ascii="Times New Roman" w:hAnsi="Times New Roman" w:cs="Times New Roman"/>
+          <w:sz w:val="28"/>
+          <w:szCs w:val="28"/>
+        </w:rPr>
+        <w:t>- предоставляет</w:t>
+      </w:r>
+      <w:r>
+        <w:rPr>
+          <w:rFonts w:ascii="Times New Roman" w:hAnsi="Times New Roman" w:cs="Times New Roman"/>
+          <w:sz w:val="28"/>
+          <w:szCs w:val="28"/>
+        </w:rPr>
+        <w:t xml:space="preserve"> информацию о:</w:t>
+      </w:r>
+    </w:p>
+    <w:p>
+      <w:pPr>
+        <w:numPr>
+          <w:ilvl w:val="0"/>
+          <w:numId w:val="2"/>
+        </w:numPr>
+        <w:tabs>
+          <w:tab w:val="left" w:pos="3855"/>
+        </w:tabs>
+        <w:jc w:val="both"/>
+        <w:rPr>
+          <w:rFonts w:ascii="Times New Roman" w:hAnsi="Times New Roman" w:cs="Times New Roman"/>
+          <w:sz w:val="28"/>
+          <w:szCs w:val="28"/>
+        </w:rPr>
+      </w:pPr>
+      <w:r>
+        <w:rPr>
+          <w:rFonts w:ascii="Times New Roman" w:hAnsi="Times New Roman" w:cs="Times New Roman"/>
+          <w:b/>
+          <w:bCs/>
+          <w:sz w:val="28"/>
+          <w:szCs w:val="28"/>
+        </w:rPr>
+        <w:t>Текущей ветке</w:t>
+      </w:r>
+      <w:r>
+        <w:rPr>
+          <w:rFonts w:ascii="Times New Roman" w:hAnsi="Times New Roman" w:cs="Times New Roman"/>
+          <w:sz w:val="28"/>
+          <w:szCs w:val="28"/>
+        </w:rPr>
+        <w:t>: показывает, на какой ветке вы находитесь.</w:t>
+      </w:r>
+    </w:p>
+    <w:p>
+      <w:pPr>
+        <w:numPr>
+          <w:ilvl w:val="0"/>
+          <w:numId w:val="2"/>
+        </w:numPr>
+        <w:tabs>
+          <w:tab w:val="left" w:pos="3855"/>
+        </w:tabs>
+        <w:jc w:val="both"/>
+        <w:rPr>
+          <w:rFonts w:ascii="Times New Roman" w:hAnsi="Times New Roman" w:cs="Times New Roman"/>
+          <w:sz w:val="28"/>
+          <w:szCs w:val="28"/>
+        </w:rPr>
+      </w:pPr>
+      <w:r>
+        <w:rPr>
+          <w:rFonts w:ascii="Times New Roman" w:hAnsi="Times New Roman" w:cs="Times New Roman"/>
+          <w:b/>
+          <w:bCs/>
+          <w:sz w:val="28"/>
+          <w:szCs w:val="28"/>
+        </w:rPr>
+        <w:t>Изменениях в рабочем каталоге</w:t>
+      </w:r>
+      <w:r>
+        <w:rPr>
+          <w:rFonts w:ascii="Times New Roman" w:hAnsi="Times New Roman" w:cs="Times New Roman"/>
+          <w:sz w:val="28"/>
+          <w:szCs w:val="28"/>
+        </w:rPr>
+        <w:t>: перечисляет файлы, которые были изменены, добавлены или удалены, но еще не добавлены в индекс (не подготовлены для коммита).</w:t>
+      </w:r>
+    </w:p>
+    <w:p>
+      <w:pPr>
+        <w:numPr>
+          <w:ilvl w:val="0"/>
+          <w:numId w:val="2"/>
+        </w:numPr>
+        <w:tabs>
+          <w:tab w:val="left" w:pos="3855"/>
+        </w:tabs>
+        <w:jc w:val="both"/>
+        <w:rPr>
+          <w:rFonts w:ascii="Times New Roman" w:hAnsi="Times New Roman" w:cs="Times New Roman"/>
+          <w:sz w:val="28"/>
+          <w:szCs w:val="28"/>
+        </w:rPr>
+      </w:pPr>
+      <w:r>
+        <w:rPr>
+          <w:rFonts w:ascii="Times New Roman" w:hAnsi="Times New Roman" w:cs="Times New Roman"/>
+          <w:b/>
+          <w:bCs/>
+          <w:sz w:val="28"/>
+          <w:szCs w:val="28"/>
+        </w:rPr>
+        <w:t>Изменениях в индексе</w:t>
+      </w:r>
+      <w:r>
+        <w:rPr>
+          <w:rFonts w:ascii="Times New Roman" w:hAnsi="Times New Roman" w:cs="Times New Roman"/>
+          <w:sz w:val="28"/>
+          <w:szCs w:val="28"/>
+        </w:rPr>
+        <w:t>: показывает файлы, которые были добавлены в индекс и готовы к коммиту.</w:t>
+      </w:r>
+    </w:p>
+    <w:p>
+      <w:pPr>
+        <w:numPr>
+          <w:ilvl w:val="0"/>
+          <w:numId w:val="2"/>
+        </w:numPr>
+        <w:tabs>
+          <w:tab w:val="left" w:pos="3855"/>
+        </w:tabs>
+        <w:jc w:val="both"/>
+        <w:rPr>
+          <w:rFonts w:ascii="Times New Roman" w:hAnsi="Times New Roman" w:cs="Times New Roman"/>
+          <w:sz w:val="28"/>
+          <w:szCs w:val="28"/>
+        </w:rPr>
+      </w:pPr>
+      <w:r>
+        <w:rPr>
+          <w:rFonts w:ascii="Times New Roman" w:hAnsi="Times New Roman" w:cs="Times New Roman"/>
+          <w:b/>
+          <w:bCs/>
+          <w:sz w:val="28"/>
+          <w:szCs w:val="28"/>
+        </w:rPr>
+        <w:t>Файлах, которые не отслеживаются</w:t>
+      </w:r>
+      <w:r>
+        <w:rPr>
+          <w:rFonts w:ascii="Times New Roman" w:hAnsi="Times New Roman" w:cs="Times New Roman"/>
+          <w:sz w:val="28"/>
+          <w:szCs w:val="28"/>
+        </w:rPr>
+        <w:t>: перечисляет файлы, которые находятся в рабочем каталоге, но не добавлены в репозиторий.</w:t>
+      </w:r>
+    </w:p>
+    <w:p>
+      <w:pPr>
+        <w:tabs>
+          <w:tab w:val="left" w:pos="3855"/>
+        </w:tabs>
+        <w:jc w:val="both"/>
+        <w:rPr>
+          <w:rFonts w:ascii="Times New Roman" w:hAnsi="Times New Roman" w:cs="Times New Roman"/>
+          <w:sz w:val="28"/>
+          <w:szCs w:val="28"/>
+          <w:lang w:val="en-US"/>
+        </w:rPr>
+      </w:pPr>
+      <w:r>
+        <w:rPr>
+          <w:rFonts w:ascii="Times New Roman" w:hAnsi="Times New Roman" w:cs="Times New Roman"/>
+          <w:sz w:val="28"/>
+          <w:szCs w:val="28"/>
+          <w:lang w:val="en-US"/>
+        </w:rPr>
+        <w:t>Git</w:t>
+      </w:r>
+      <w:r>
+        <w:rPr>
+          <w:rFonts w:ascii="Times New Roman" w:hAnsi="Times New Roman" w:cs="Times New Roman"/>
+          <w:sz w:val="28"/>
+          <w:szCs w:val="28"/>
+        </w:rPr>
+        <w:t xml:space="preserve"> </w:t>
+      </w:r>
+      <w:r>
+        <w:rPr>
+          <w:rFonts w:ascii="Times New Roman" w:hAnsi="Times New Roman" w:cs="Times New Roman"/>
+          <w:sz w:val="28"/>
+          <w:szCs w:val="28"/>
+          <w:lang w:val="en-US"/>
+        </w:rPr>
+        <w:t>branch</w:t>
+      </w:r>
+      <w:r>
+        <w:rPr>
+          <w:rFonts w:ascii="Times New Roman" w:hAnsi="Times New Roman" w:cs="Times New Roman"/>
+          <w:sz w:val="28"/>
+          <w:szCs w:val="28"/>
+        </w:rPr>
+        <w:t xml:space="preserve"> – </w:t>
+      </w:r>
+      <w:r>
+        <w:rPr>
+          <w:rFonts w:ascii="Times New Roman" w:hAnsi="Times New Roman" w:cs="Times New Roman"/>
+          <w:sz w:val="28"/>
+          <w:szCs w:val="28"/>
+        </w:rPr>
+        <w:t>позволяет делать различные манипуляции с ветками</w:t>
+      </w:r>
+      <w:r>
+        <w:rPr>
+          <w:rFonts w:ascii="Times New Roman" w:hAnsi="Times New Roman" w:cs="Times New Roman"/>
+          <w:sz w:val="28"/>
+          <w:szCs w:val="28"/>
+        </w:rPr>
+        <w:t>,</w:t>
+      </w:r>
+      <w:r>
+        <w:rPr>
+          <w:rFonts w:ascii="Times New Roman" w:hAnsi="Times New Roman" w:cs="Times New Roman"/>
+          <w:sz w:val="28"/>
+          <w:szCs w:val="28"/>
+        </w:rPr>
+        <w:t xml:space="preserve"> создавать перемещать и </w:t>
+      </w:r>
+      <w:proofErr w:type="spellStart"/>
+      <w:r>
+        <w:rPr>
+          <w:rFonts w:ascii="Times New Roman" w:hAnsi="Times New Roman" w:cs="Times New Roman"/>
+          <w:sz w:val="28"/>
+          <w:szCs w:val="28"/>
+        </w:rPr>
+        <w:t>тд</w:t>
+      </w:r>
+      <w:proofErr w:type="spellEnd"/>
+      <w:r>
+        <w:rPr>
+          <w:rFonts w:ascii="Times New Roman" w:hAnsi="Times New Roman" w:cs="Times New Roman"/>
+          <w:sz w:val="28"/>
+          <w:szCs w:val="28"/>
+        </w:rPr>
+        <w:t>.</w:t>
+      </w:r>
+    </w:p>
+    <w:p>
+      <w:pPr>
+        <w:tabs>
+          <w:tab w:val="left" w:pos="3855"/>
+        </w:tabs>
+        <w:jc w:val="both"/>
+        <w:rPr>
+          <w:rFonts w:ascii="Times New Roman" w:hAnsi="Times New Roman" w:cs="Times New Roman"/>
+          <w:sz w:val="28"/>
+          <w:szCs w:val="28"/>
+          <w:lang w:val="en-US"/>
+        </w:rPr>
+      </w:pPr>
+    </w:p>
+    <w:p>
+      <w:pPr>
+        <w:tabs>
+          <w:tab w:val="left" w:pos="3855"/>
+        </w:tabs>
+        <w:jc w:val="both"/>
+        <w:rPr>
+          <w:rFonts w:ascii="Times New Roman" w:hAnsi="Times New Roman" w:cs="Times New Roman"/>
+          <w:sz w:val="28"/>
+          <w:szCs w:val="28"/>
+        </w:rPr>
+      </w:pPr>
+      <w:r>
+        <w:rPr>
+          <w:rFonts w:ascii="Times New Roman" w:hAnsi="Times New Roman" w:cs="Times New Roman"/>
+          <w:sz w:val="28"/>
+          <w:szCs w:val="28"/>
+        </w:rPr>
+        <w:t xml:space="preserve">git </w:t>
+      </w:r>
+      <w:proofErr w:type="spellStart"/>
+      <w:r>
+        <w:rPr>
+          <w:rFonts w:ascii="Times New Roman" w:hAnsi="Times New Roman" w:cs="Times New Roman"/>
+          <w:sz w:val="28"/>
+          <w:szCs w:val="28"/>
+        </w:rPr>
+        <w:t>checkout</w:t>
+      </w:r>
+      <w:proofErr w:type="spellEnd"/>
+      <w:r>
+        <w:rPr>
+          <w:rFonts w:ascii="Times New Roman" w:hAnsi="Times New Roman" w:cs="Times New Roman"/>
+          <w:sz w:val="28"/>
+          <w:szCs w:val="28"/>
+        </w:rPr>
+        <w:t>:</w:t>
+      </w:r>
+    </w:p>
+    <w:p>
+      <w:pPr>
+        <w:numPr>
+          <w:ilvl w:val="0"/>
+          <w:numId w:val="3"/>
+        </w:numPr>
+        <w:tabs>
+          <w:tab w:val="left" w:pos="3855"/>
+        </w:tabs>
+        <w:jc w:val="both"/>
+        <w:rPr>
+          <w:rFonts w:ascii="Times New Roman" w:hAnsi="Times New Roman" w:cs="Times New Roman"/>
+          <w:sz w:val="28"/>
+          <w:szCs w:val="28"/>
+        </w:rPr>
+      </w:pPr>
+      <w:r>
+        <w:rPr>
+          <w:rFonts w:ascii="Times New Roman" w:hAnsi="Times New Roman" w:cs="Times New Roman"/>
+          <w:b/>
+          <w:bCs/>
+          <w:sz w:val="28"/>
+          <w:szCs w:val="28"/>
+        </w:rPr>
+        <w:t>Переключение между ветками</w:t>
+      </w:r>
+      <w:proofErr w:type="gramStart"/>
+      <w:r>
+        <w:rPr>
+          <w:rFonts w:ascii="Times New Roman" w:hAnsi="Times New Roman" w:cs="Times New Roman"/>
+          <w:sz w:val="28"/>
+          <w:szCs w:val="28"/>
+        </w:rPr>
+        <w:t>: Чтобы</w:t>
+      </w:r>
+      <w:proofErr w:type="gramEnd"/>
+      <w:r>
+        <w:rPr>
+          <w:rFonts w:ascii="Times New Roman" w:hAnsi="Times New Roman" w:cs="Times New Roman"/>
+          <w:sz w:val="28"/>
+          <w:szCs w:val="28"/>
+        </w:rPr>
+        <w:t xml:space="preserve"> перейти на другую ветку, вы можете использовать команду:</w:t>
+      </w:r>
+    </w:p>
+    <w:p>
+      <w:pPr>
+        <w:tabs>
+          <w:tab w:val="left" w:pos="3855"/>
+        </w:tabs>
+        <w:jc w:val="both"/>
+        <w:rPr>
+          <w:rFonts w:ascii="Times New Roman" w:hAnsi="Times New Roman" w:cs="Times New Roman"/>
+          <w:sz w:val="28"/>
+          <w:szCs w:val="28"/>
+        </w:rPr>
+      </w:pPr>
+      <w:r>
+        <w:rPr>
+          <w:rFonts w:ascii="Times New Roman" w:hAnsi="Times New Roman" w:cs="Times New Roman"/>
+          <w:sz w:val="28"/>
+          <w:szCs w:val="28"/>
+        </w:rPr>
+        <w:t> </w:t>
+      </w:r>
+    </w:p>
+    <w:p>
+      <w:pPr>
+        <w:tabs>
+          <w:tab w:val="left" w:pos="3855"/>
+        </w:tabs>
+        <w:ind w:left="360"/>
+        <w:jc w:val="both"/>
+        <w:rPr>
+          <w:rFonts w:ascii="Times New Roman" w:hAnsi="Times New Roman" w:cs="Times New Roman"/>
+          <w:sz w:val="28"/>
+          <w:szCs w:val="28"/>
+        </w:rPr>
+      </w:pPr>
+      <w:r>
+        <w:rPr>
+          <w:rFonts w:ascii="Times New Roman" w:hAnsi="Times New Roman" w:cs="Times New Roman"/>
+          <w:sz w:val="28"/>
+          <w:szCs w:val="28"/>
+        </w:rPr>
+        <w:t xml:space="preserve">git </w:t>
+      </w:r>
+      <w:proofErr w:type="spellStart"/>
+      <w:r>
+        <w:rPr>
+          <w:rFonts w:ascii="Times New Roman" w:hAnsi="Times New Roman" w:cs="Times New Roman"/>
+          <w:sz w:val="28"/>
+          <w:szCs w:val="28"/>
+        </w:rPr>
+        <w:t>checkout</w:t>
+      </w:r>
+      <w:proofErr w:type="spellEnd"/>
+      <w:r>
+        <w:rPr>
+          <w:rFonts w:ascii="Times New Roman" w:hAnsi="Times New Roman" w:cs="Times New Roman"/>
+          <w:sz w:val="28"/>
+          <w:szCs w:val="28"/>
+        </w:rPr>
+        <w:t xml:space="preserve"> &lt;имя-ветки&gt;</w:t>
+      </w:r>
+    </w:p>
+    <w:p>
+      <w:pPr>
+        <w:tabs>
+          <w:tab w:val="left" w:pos="3855"/>
+        </w:tabs>
+        <w:ind w:left="360" w:firstLine="348"/>
+        <w:jc w:val="both"/>
+        <w:rPr>
+          <w:rFonts w:ascii="Times New Roman" w:hAnsi="Times New Roman" w:cs="Times New Roman"/>
+          <w:sz w:val="28"/>
+          <w:szCs w:val="28"/>
+        </w:rPr>
+      </w:pPr>
+      <w:r>
+        <w:rPr>
+          <w:rFonts w:ascii="Times New Roman" w:hAnsi="Times New Roman" w:cs="Times New Roman"/>
+          <w:sz w:val="28"/>
+          <w:szCs w:val="28"/>
+        </w:rPr>
+        <w:lastRenderedPageBreak/>
+        <w:t>Это изменит вашу текущую ветку на указанную.</w:t>
+      </w:r>
+    </w:p>
+    <w:p>
+      <w:pPr>
+        <w:numPr>
+          <w:ilvl w:val="0"/>
+          <w:numId w:val="3"/>
+        </w:numPr>
+        <w:tabs>
+          <w:tab w:val="left" w:pos="3855"/>
+        </w:tabs>
+        <w:jc w:val="both"/>
+        <w:rPr>
+          <w:rFonts w:ascii="Times New Roman" w:hAnsi="Times New Roman" w:cs="Times New Roman"/>
+          <w:sz w:val="28"/>
+          <w:szCs w:val="28"/>
+        </w:rPr>
+      </w:pPr>
+      <w:r>
+        <w:rPr>
+          <w:rFonts w:ascii="Times New Roman" w:hAnsi="Times New Roman" w:cs="Times New Roman"/>
+          <w:b/>
+          <w:bCs/>
+          <w:sz w:val="28"/>
+          <w:szCs w:val="28"/>
+        </w:rPr>
+        <w:t>Создание новой ветки и переключение на неё</w:t>
+      </w:r>
+      <w:proofErr w:type="gramStart"/>
+      <w:r>
+        <w:rPr>
+          <w:rFonts w:ascii="Times New Roman" w:hAnsi="Times New Roman" w:cs="Times New Roman"/>
+          <w:sz w:val="28"/>
+          <w:szCs w:val="28"/>
+        </w:rPr>
+        <w:t>: Если</w:t>
+      </w:r>
+      <w:proofErr w:type="gramEnd"/>
+      <w:r>
+        <w:rPr>
+          <w:rFonts w:ascii="Times New Roman" w:hAnsi="Times New Roman" w:cs="Times New Roman"/>
+          <w:sz w:val="28"/>
+          <w:szCs w:val="28"/>
+        </w:rPr>
+        <w:t xml:space="preserve"> вы хотите создать новую ветку и сразу переключиться на неё, вы можете использовать флаг -b:</w:t>
+      </w:r>
+    </w:p>
+    <w:p>
+      <w:pPr>
+        <w:tabs>
+          <w:tab w:val="left" w:pos="3855"/>
+        </w:tabs>
+        <w:ind w:firstLine="708"/>
+        <w:jc w:val="both"/>
+        <w:rPr>
+          <w:rFonts w:ascii="Times New Roman" w:hAnsi="Times New Roman" w:cs="Times New Roman"/>
+          <w:sz w:val="28"/>
+          <w:szCs w:val="28"/>
+        </w:rPr>
+      </w:pPr>
+      <w:r>
+        <w:rPr>
+          <w:rFonts w:ascii="Times New Roman" w:hAnsi="Times New Roman" w:cs="Times New Roman"/>
+          <w:sz w:val="28"/>
+          <w:szCs w:val="28"/>
+        </w:rPr>
+        <w:t xml:space="preserve">git </w:t>
+      </w:r>
+      <w:proofErr w:type="spellStart"/>
+      <w:r>
+        <w:rPr>
+          <w:rFonts w:ascii="Times New Roman" w:hAnsi="Times New Roman" w:cs="Times New Roman"/>
+          <w:sz w:val="28"/>
+          <w:szCs w:val="28"/>
+        </w:rPr>
+        <w:t>checkout</w:t>
+      </w:r>
+      <w:proofErr w:type="spellEnd"/>
+      <w:r>
+        <w:rPr>
+          <w:rFonts w:ascii="Times New Roman" w:hAnsi="Times New Roman" w:cs="Times New Roman"/>
+          <w:sz w:val="28"/>
+          <w:szCs w:val="28"/>
+        </w:rPr>
+        <w:t xml:space="preserve"> -b &lt;имя-новой-ветки&gt;</w:t>
+      </w:r>
+    </w:p>
+    <w:p>
+      <w:pPr>
+        <w:numPr>
+          <w:ilvl w:val="0"/>
+          <w:numId w:val="3"/>
+        </w:numPr>
+        <w:tabs>
+          <w:tab w:val="left" w:pos="3855"/>
+        </w:tabs>
+        <w:jc w:val="both"/>
+        <w:rPr>
+          <w:rFonts w:ascii="Times New Roman" w:hAnsi="Times New Roman" w:cs="Times New Roman"/>
+          <w:sz w:val="28"/>
+          <w:szCs w:val="28"/>
+        </w:rPr>
+      </w:pPr>
+      <w:r>
+        <w:rPr>
+          <w:rFonts w:ascii="Times New Roman" w:hAnsi="Times New Roman" w:cs="Times New Roman"/>
+          <w:b/>
+          <w:bCs/>
+          <w:sz w:val="28"/>
+          <w:szCs w:val="28"/>
+        </w:rPr>
+        <w:t>Восстановление файлов</w:t>
+      </w:r>
+      <w:proofErr w:type="gramStart"/>
+      <w:r>
+        <w:rPr>
+          <w:rFonts w:ascii="Times New Roman" w:hAnsi="Times New Roman" w:cs="Times New Roman"/>
+          <w:sz w:val="28"/>
+          <w:szCs w:val="28"/>
+        </w:rPr>
+        <w:t>: Если</w:t>
+      </w:r>
+      <w:proofErr w:type="gramEnd"/>
+      <w:r>
+        <w:rPr>
+          <w:rFonts w:ascii="Times New Roman" w:hAnsi="Times New Roman" w:cs="Times New Roman"/>
+          <w:sz w:val="28"/>
+          <w:szCs w:val="28"/>
+        </w:rPr>
+        <w:t xml:space="preserve"> вы хотите восстановить файл до состояния последнего коммита (или до другого коммита), вы можете использовать:</w:t>
+      </w:r>
+    </w:p>
+    <w:p>
+      <w:pPr>
+        <w:tabs>
+          <w:tab w:val="left" w:pos="3855"/>
+        </w:tabs>
+        <w:ind w:firstLine="708"/>
+        <w:jc w:val="both"/>
+        <w:rPr>
+          <w:rFonts w:ascii="Times New Roman" w:hAnsi="Times New Roman" w:cs="Times New Roman"/>
+          <w:sz w:val="28"/>
+          <w:szCs w:val="28"/>
+        </w:rPr>
+      </w:pPr>
+      <w:r>
+        <w:rPr>
+          <w:rFonts w:ascii="Times New Roman" w:hAnsi="Times New Roman" w:cs="Times New Roman"/>
+          <w:sz w:val="28"/>
+          <w:szCs w:val="28"/>
+        </w:rPr>
+        <w:t xml:space="preserve">git </w:t>
+      </w:r>
+      <w:proofErr w:type="spellStart"/>
+      <w:r>
+        <w:rPr>
+          <w:rFonts w:ascii="Times New Roman" w:hAnsi="Times New Roman" w:cs="Times New Roman"/>
+          <w:sz w:val="28"/>
+          <w:szCs w:val="28"/>
+        </w:rPr>
+        <w:t>checkout</w:t>
+      </w:r>
+      <w:proofErr w:type="spellEnd"/>
+      <w:r>
+        <w:rPr>
+          <w:rFonts w:ascii="Times New Roman" w:hAnsi="Times New Roman" w:cs="Times New Roman"/>
+          <w:sz w:val="28"/>
+          <w:szCs w:val="28"/>
+        </w:rPr>
+        <w:t xml:space="preserve"> &lt;коммит&gt; -- &lt;путь-до-файла&gt;</w:t>
+      </w:r>
+    </w:p>
+    <w:p>
+      <w:pPr>
+        <w:tabs>
+          <w:tab w:val="left" w:pos="3855"/>
+        </w:tabs>
+        <w:jc w:val="both"/>
+        <w:rPr>
+          <w:rFonts w:ascii="Times New Roman" w:hAnsi="Times New Roman" w:cs="Times New Roman"/>
+          <w:sz w:val="28"/>
+          <w:szCs w:val="28"/>
+        </w:rPr>
+      </w:pPr>
+      <w:r>
+        <w:rPr>
+          <w:rFonts w:ascii="Times New Roman" w:hAnsi="Times New Roman" w:cs="Times New Roman"/>
+          <w:sz w:val="28"/>
+          <w:szCs w:val="28"/>
+        </w:rPr>
+        <w:t>Это заменит указанный файл его состоянием из указанного коммита.</w:t>
+      </w:r>
+    </w:p>
+    <w:p>
+      <w:pPr>
+        <w:numPr>
+          <w:ilvl w:val="0"/>
+          <w:numId w:val="3"/>
+        </w:numPr>
+        <w:tabs>
+          <w:tab w:val="left" w:pos="3855"/>
+        </w:tabs>
+        <w:jc w:val="both"/>
+        <w:rPr>
+          <w:rFonts w:ascii="Times New Roman" w:hAnsi="Times New Roman" w:cs="Times New Roman"/>
+          <w:sz w:val="28"/>
+          <w:szCs w:val="28"/>
+        </w:rPr>
+      </w:pPr>
+      <w:r>
+        <w:rPr>
+          <w:rFonts w:ascii="Times New Roman" w:hAnsi="Times New Roman" w:cs="Times New Roman"/>
+          <w:b/>
+          <w:bCs/>
+          <w:sz w:val="28"/>
+          <w:szCs w:val="28"/>
+        </w:rPr>
+        <w:t>Переключение на определенный коммит</w:t>
+      </w:r>
+      <w:proofErr w:type="gramStart"/>
+      <w:r>
+        <w:rPr>
+          <w:rFonts w:ascii="Times New Roman" w:hAnsi="Times New Roman" w:cs="Times New Roman"/>
+          <w:sz w:val="28"/>
+          <w:szCs w:val="28"/>
+        </w:rPr>
+        <w:t>: Если</w:t>
+      </w:r>
+      <w:proofErr w:type="gramEnd"/>
+      <w:r>
+        <w:rPr>
+          <w:rFonts w:ascii="Times New Roman" w:hAnsi="Times New Roman" w:cs="Times New Roman"/>
+          <w:sz w:val="28"/>
+          <w:szCs w:val="28"/>
+        </w:rPr>
+        <w:t xml:space="preserve"> необходимо просмотреть состояние репозитория на определённом коммите, можно указать его </w:t>
+      </w:r>
+      <w:proofErr w:type="spellStart"/>
+      <w:r>
+        <w:rPr>
+          <w:rFonts w:ascii="Times New Roman" w:hAnsi="Times New Roman" w:cs="Times New Roman"/>
+          <w:sz w:val="28"/>
+          <w:szCs w:val="28"/>
+        </w:rPr>
+        <w:t>хеш</w:t>
+      </w:r>
+      <w:proofErr w:type="spellEnd"/>
+      <w:r>
+        <w:rPr>
+          <w:rFonts w:ascii="Times New Roman" w:hAnsi="Times New Roman" w:cs="Times New Roman"/>
+          <w:sz w:val="28"/>
+          <w:szCs w:val="28"/>
+        </w:rPr>
+        <w:t>:</w:t>
+      </w:r>
+    </w:p>
+    <w:p>
+      <w:pPr>
+        <w:tabs>
+          <w:tab w:val="left" w:pos="3855"/>
+        </w:tabs>
+        <w:jc w:val="both"/>
+        <w:rPr>
+          <w:rFonts w:ascii="Times New Roman" w:hAnsi="Times New Roman" w:cs="Times New Roman"/>
+          <w:sz w:val="28"/>
+          <w:szCs w:val="28"/>
+          <w:lang w:val="en-US"/>
+        </w:rPr>
+      </w:pPr>
+      <w:r>
+        <w:rPr>
+          <w:rFonts w:ascii="Times New Roman" w:hAnsi="Times New Roman" w:cs="Times New Roman"/>
+          <w:sz w:val="28"/>
+          <w:szCs w:val="28"/>
+          <w:lang w:val="en-US"/>
+        </w:rPr>
+        <w:t>git checkout &lt;</w:t>
+      </w:r>
+      <w:proofErr w:type="spellStart"/>
+      <w:r>
+        <w:rPr>
+          <w:rFonts w:ascii="Times New Roman" w:hAnsi="Times New Roman" w:cs="Times New Roman"/>
+          <w:sz w:val="28"/>
+          <w:szCs w:val="28"/>
+        </w:rPr>
+        <w:t>хеш</w:t>
+      </w:r>
+      <w:proofErr w:type="spellEnd"/>
+      <w:r>
+        <w:rPr>
+          <w:rFonts w:ascii="Times New Roman" w:hAnsi="Times New Roman" w:cs="Times New Roman"/>
+          <w:sz w:val="28"/>
+          <w:szCs w:val="28"/>
+          <w:lang w:val="en-US"/>
+        </w:rPr>
+        <w:t>-</w:t>
+      </w:r>
+      <w:r>
+        <w:rPr>
+          <w:rFonts w:ascii="Times New Roman" w:hAnsi="Times New Roman" w:cs="Times New Roman"/>
+          <w:sz w:val="28"/>
+          <w:szCs w:val="28"/>
+        </w:rPr>
+        <w:t>коммита</w:t>
+      </w:r>
+      <w:r>
+        <w:rPr>
+          <w:rFonts w:ascii="Times New Roman" w:hAnsi="Times New Roman" w:cs="Times New Roman"/>
+          <w:sz w:val="28"/>
+          <w:szCs w:val="28"/>
+          <w:lang w:val="en-US"/>
+        </w:rPr>
+        <w:t>&gt;</w:t>
+      </w:r>
+    </w:p>
+    <w:p>
+      <w:pPr>
+        <w:tabs>
+          <w:tab w:val="left" w:pos="3855"/>
+        </w:tabs>
+        <w:jc w:val="both"/>
+        <w:rPr>
+          <w:rFonts w:ascii="Times New Roman" w:hAnsi="Times New Roman" w:cs="Times New Roman"/>
+          <w:sz w:val="28"/>
+          <w:szCs w:val="28"/>
+          <w:lang w:val="en-US"/>
+        </w:rPr>
+      </w:pPr>
+    </w:p>
+    <w:p>
+      <w:pPr>
+        <w:tabs>
+          <w:tab w:val="left" w:pos="3855"/>
+        </w:tabs>
+        <w:rPr>
+          <w:rFonts w:ascii="Times New Roman" w:hAnsi="Times New Roman" w:cs="Times New Roman"/>
+          <w:sz w:val="28"/>
+          <w:szCs w:val="28"/>
+        </w:rPr>
+      </w:pPr>
+      <w:r>
+        <w:rPr>
+          <w:rFonts w:ascii="Times New Roman" w:hAnsi="Times New Roman" w:cs="Times New Roman"/>
+          <w:sz w:val="28"/>
+          <w:szCs w:val="28"/>
+          <w:lang w:val="en-US"/>
+        </w:rPr>
+        <w:t>git</w:t>
+      </w:r>
+      <w:r>
+        <w:rPr>
+          <w:rFonts w:ascii="Times New Roman" w:hAnsi="Times New Roman" w:cs="Times New Roman"/>
+          <w:sz w:val="28"/>
+          <w:szCs w:val="28"/>
+        </w:rPr>
+        <w:t xml:space="preserve"> </w:t>
+      </w:r>
+      <w:r>
+        <w:rPr>
+          <w:rFonts w:ascii="Times New Roman" w:hAnsi="Times New Roman" w:cs="Times New Roman"/>
+          <w:sz w:val="28"/>
+          <w:szCs w:val="28"/>
+          <w:lang w:val="en-US"/>
+        </w:rPr>
+        <w:t>merge</w:t>
+      </w:r>
+      <w:r>
+        <w:rPr>
+          <w:rFonts w:ascii="Times New Roman" w:hAnsi="Times New Roman" w:cs="Times New Roman"/>
+          <w:sz w:val="28"/>
+          <w:szCs w:val="28"/>
+        </w:rPr>
+        <w:t xml:space="preserve"> – </w:t>
+      </w:r>
+      <w:r>
+        <w:rPr>
+          <w:rFonts w:ascii="Times New Roman" w:hAnsi="Times New Roman" w:cs="Times New Roman"/>
+          <w:sz w:val="28"/>
+          <w:szCs w:val="28"/>
+        </w:rPr>
+        <w:t>позволяет сливать ветки и коммиты.</w:t>
+      </w:r>
+    </w:p>
+    <w:p>
+      <w:pPr>
+        <w:tabs>
+          <w:tab w:val="left" w:pos="3855"/>
+        </w:tabs>
+        <w:rPr>
+          <w:rFonts w:ascii="Times New Roman" w:hAnsi="Times New Roman" w:cs="Times New Roman"/>
+          <w:sz w:val="28"/>
+          <w:szCs w:val="28"/>
+        </w:rPr>
+      </w:pPr>
+      <w:r>
+        <w:rPr>
+          <w:rFonts w:ascii="Times New Roman" w:hAnsi="Times New Roman" w:cs="Times New Roman"/>
+          <w:sz w:val="28"/>
+          <w:szCs w:val="28"/>
+          <w:lang w:val="en-US"/>
+        </w:rPr>
+        <w:t>Git</w:t>
+      </w:r>
+      <w:r>
+        <w:rPr>
+          <w:rFonts w:ascii="Times New Roman" w:hAnsi="Times New Roman" w:cs="Times New Roman"/>
+          <w:sz w:val="28"/>
+          <w:szCs w:val="28"/>
+        </w:rPr>
+        <w:t xml:space="preserve"> </w:t>
+      </w:r>
+      <w:r>
+        <w:rPr>
+          <w:rFonts w:ascii="Times New Roman" w:hAnsi="Times New Roman" w:cs="Times New Roman"/>
+          <w:sz w:val="28"/>
+          <w:szCs w:val="28"/>
+          <w:lang w:val="en-US"/>
+        </w:rPr>
+        <w:t>remote</w:t>
+      </w:r>
+      <w:r>
+        <w:rPr>
+          <w:rFonts w:ascii="Times New Roman" w:hAnsi="Times New Roman" w:cs="Times New Roman"/>
+          <w:sz w:val="28"/>
+          <w:szCs w:val="28"/>
+        </w:rPr>
+        <w:t xml:space="preserve"> – </w:t>
+      </w:r>
+      <w:r>
+        <w:rPr>
+          <w:rFonts w:ascii="Times New Roman" w:hAnsi="Times New Roman" w:cs="Times New Roman"/>
+          <w:sz w:val="28"/>
+          <w:szCs w:val="28"/>
+        </w:rPr>
+        <w:t>позволяет</w:t>
+      </w:r>
+      <w:r>
+        <w:rPr>
+          <w:rFonts w:ascii="Times New Roman" w:hAnsi="Times New Roman" w:cs="Times New Roman"/>
+          <w:sz w:val="28"/>
+          <w:szCs w:val="28"/>
+        </w:rPr>
+        <w:t xml:space="preserve"> откатить изменения </w:t>
+      </w:r>
+      <w:r>
+        <w:rPr>
+          <w:rFonts w:ascii="Times New Roman" w:hAnsi="Times New Roman" w:cs="Times New Roman"/>
+          <w:sz w:val="28"/>
+          <w:szCs w:val="28"/>
+        </w:rPr>
+        <w:t>и создать коммит с изменениями.</w:t>
+      </w:r>
+    </w:p>
+    <w:p>
+      <w:pPr>
+        <w:tabs>
+          <w:tab w:val="left" w:pos="3855"/>
+        </w:tabs>
+        <w:rPr>
+          <w:rFonts w:ascii="Times New Roman" w:hAnsi="Times New Roman" w:cs="Times New Roman"/>
+          <w:sz w:val="28"/>
+          <w:szCs w:val="28"/>
+        </w:rPr>
+      </w:pPr>
+      <w:r>
+        <w:rPr>
+          <w:rFonts w:ascii="Times New Roman" w:hAnsi="Times New Roman" w:cs="Times New Roman"/>
+          <w:sz w:val="28"/>
+          <w:szCs w:val="28"/>
+        </w:rPr>
+        <w:t xml:space="preserve"> git </w:t>
+      </w:r>
+      <w:proofErr w:type="spellStart"/>
+      <w:r>
+        <w:rPr>
+          <w:rFonts w:ascii="Times New Roman" w:hAnsi="Times New Roman" w:cs="Times New Roman"/>
+          <w:sz w:val="28"/>
+          <w:szCs w:val="28"/>
+        </w:rPr>
+        <w:t>fetch</w:t>
+      </w:r>
+      <w:proofErr w:type="spellEnd"/>
+      <w:r>
+        <w:rPr>
+          <w:rFonts w:ascii="Times New Roman" w:hAnsi="Times New Roman" w:cs="Times New Roman"/>
+          <w:sz w:val="28"/>
+          <w:szCs w:val="28"/>
+        </w:rPr>
+        <w:t>:</w:t>
+      </w:r>
+    </w:p>
+    <w:p>
+      <w:pPr>
+        <w:numPr>
+          <w:ilvl w:val="0"/>
+          <w:numId w:val="4"/>
+        </w:numPr>
+        <w:tabs>
+          <w:tab w:val="left" w:pos="3855"/>
+        </w:tabs>
+        <w:rPr>
+          <w:rFonts w:ascii="Times New Roman" w:hAnsi="Times New Roman" w:cs="Times New Roman"/>
+          <w:sz w:val="28"/>
+          <w:szCs w:val="28"/>
+        </w:rPr>
+      </w:pPr>
+      <w:r>
+        <w:rPr>
+          <w:rFonts w:ascii="Times New Roman" w:hAnsi="Times New Roman" w:cs="Times New Roman"/>
+          <w:sz w:val="28"/>
+          <w:szCs w:val="28"/>
+        </w:rPr>
+        <w:t>Подключается к удаленному репозиторию.</w:t>
+      </w:r>
+    </w:p>
+    <w:p>
+      <w:pPr>
+        <w:numPr>
+          <w:ilvl w:val="0"/>
+          <w:numId w:val="4"/>
+        </w:numPr>
+        <w:tabs>
+          <w:tab w:val="left" w:pos="3855"/>
+        </w:tabs>
+        <w:rPr>
+          <w:rFonts w:ascii="Times New Roman" w:hAnsi="Times New Roman" w:cs="Times New Roman"/>
+          <w:sz w:val="28"/>
+          <w:szCs w:val="28"/>
+        </w:rPr>
+      </w:pPr>
+      <w:r>
+        <w:rPr>
+          <w:rFonts w:ascii="Times New Roman" w:hAnsi="Times New Roman" w:cs="Times New Roman"/>
+          <w:sz w:val="28"/>
+          <w:szCs w:val="28"/>
+        </w:rPr>
+        <w:t>Загружает все изменения, которые были сделаны с момента последнего извлечения (</w:t>
+      </w:r>
+      <w:proofErr w:type="spellStart"/>
+      <w:r>
+        <w:rPr>
+          <w:rFonts w:ascii="Times New Roman" w:hAnsi="Times New Roman" w:cs="Times New Roman"/>
+          <w:sz w:val="28"/>
+          <w:szCs w:val="28"/>
+        </w:rPr>
+        <w:t>fetch</w:t>
+      </w:r>
+      <w:proofErr w:type="spellEnd"/>
+      <w:r>
+        <w:rPr>
+          <w:rFonts w:ascii="Times New Roman" w:hAnsi="Times New Roman" w:cs="Times New Roman"/>
+          <w:sz w:val="28"/>
+          <w:szCs w:val="28"/>
+        </w:rPr>
+        <w:t>) или клонирования репозитория.</w:t>
+      </w:r>
+    </w:p>
+    <w:p>
+      <w:pPr>
+        <w:numPr>
+          <w:ilvl w:val="0"/>
+          <w:numId w:val="4"/>
+        </w:numPr>
+        <w:tabs>
+          <w:tab w:val="left" w:pos="3855"/>
+        </w:tabs>
+        <w:rPr>
+          <w:rFonts w:ascii="Times New Roman" w:hAnsi="Times New Roman" w:cs="Times New Roman"/>
+          <w:sz w:val="28"/>
+          <w:szCs w:val="28"/>
+        </w:rPr>
+      </w:pPr>
+      <w:r>
+        <w:rPr>
+          <w:rFonts w:ascii="Times New Roman" w:hAnsi="Times New Roman" w:cs="Times New Roman"/>
+          <w:sz w:val="28"/>
+          <w:szCs w:val="28"/>
+        </w:rPr>
+        <w:t>Обновляет ссылки на удаленные ветки (например, </w:t>
+      </w:r>
+      <w:proofErr w:type="spellStart"/>
+      <w:r>
+        <w:rPr>
+          <w:rFonts w:ascii="Times New Roman" w:hAnsi="Times New Roman" w:cs="Times New Roman"/>
+          <w:sz w:val="28"/>
+          <w:szCs w:val="28"/>
+        </w:rPr>
+        <w:t>origin</w:t>
+      </w:r>
+      <w:proofErr w:type="spellEnd"/>
+      <w:r>
+        <w:rPr>
+          <w:rFonts w:ascii="Times New Roman" w:hAnsi="Times New Roman" w:cs="Times New Roman"/>
+          <w:sz w:val="28"/>
+          <w:szCs w:val="28"/>
+        </w:rPr>
+        <w:t>/</w:t>
+      </w:r>
+      <w:proofErr w:type="spellStart"/>
+      <w:r>
+        <w:rPr>
+          <w:rFonts w:ascii="Times New Roman" w:hAnsi="Times New Roman" w:cs="Times New Roman"/>
+          <w:sz w:val="28"/>
+          <w:szCs w:val="28"/>
+        </w:rPr>
+        <w:t>main</w:t>
+      </w:r>
+      <w:proofErr w:type="spellEnd"/>
+      <w:r>
+        <w:rPr>
+          <w:rFonts w:ascii="Times New Roman" w:hAnsi="Times New Roman" w:cs="Times New Roman"/>
+          <w:sz w:val="28"/>
+          <w:szCs w:val="28"/>
+        </w:rPr>
+        <w:t>), чтобы они соответствовали текущему состоянию удаленного репозитория.</w:t>
+      </w:r>
+    </w:p>
+    <w:p>
+      <w:pPr>
+        <w:tabs>
+          <w:tab w:val="left" w:pos="3855"/>
+        </w:tabs>
+        <w:rPr>
+          <w:rFonts w:ascii="Times New Roman" w:hAnsi="Times New Roman" w:cs="Times New Roman"/>
+          <w:sz w:val="28"/>
+          <w:szCs w:val="28"/>
+          <w:lang w:val="en-US"/>
+        </w:rPr>
+      </w:pPr>
+      <w:r>
+        <w:rPr>
+          <w:rFonts w:ascii="Times New Roman" w:hAnsi="Times New Roman" w:cs="Times New Roman"/>
+          <w:sz w:val="28"/>
+          <w:szCs w:val="28"/>
+          <w:lang w:val="en-US"/>
+        </w:rPr>
+        <w:t>Git</w:t>
+      </w:r>
+      <w:r>
+        <w:rPr>
+          <w:rFonts w:ascii="Times New Roman" w:hAnsi="Times New Roman" w:cs="Times New Roman"/>
+          <w:sz w:val="28"/>
+          <w:szCs w:val="28"/>
+        </w:rPr>
+        <w:t xml:space="preserve"> </w:t>
+      </w:r>
+      <w:r>
+        <w:rPr>
+          <w:rFonts w:ascii="Times New Roman" w:hAnsi="Times New Roman" w:cs="Times New Roman"/>
+          <w:sz w:val="28"/>
+          <w:szCs w:val="28"/>
+          <w:lang w:val="en-US"/>
+        </w:rPr>
+        <w:t>push</w:t>
+      </w:r>
+      <w:r>
+        <w:rPr>
+          <w:rFonts w:ascii="Times New Roman" w:hAnsi="Times New Roman" w:cs="Times New Roman"/>
+          <w:sz w:val="28"/>
+          <w:szCs w:val="28"/>
+        </w:rPr>
+        <w:t xml:space="preserve"> – </w:t>
+      </w:r>
+      <w:r>
+        <w:rPr>
+          <w:rFonts w:ascii="Times New Roman" w:hAnsi="Times New Roman" w:cs="Times New Roman"/>
+          <w:sz w:val="28"/>
+          <w:szCs w:val="28"/>
+        </w:rPr>
+        <w:t>позволяет залить изменения в удаленный репозиторий.</w:t>
+      </w:r>
+    </w:p>
+    <w:p>
+      <w:pPr>
+        <w:tabs>
+          <w:tab w:val="left" w:pos="3855"/>
+        </w:tabs>
+        <w:rPr>
+          <w:rFonts w:ascii="Times New Roman" w:hAnsi="Times New Roman" w:cs="Times New Roman"/>
+          <w:sz w:val="28"/>
+          <w:szCs w:val="28"/>
+        </w:rPr>
+      </w:pPr>
+      <w:r>
+        <w:rPr>
+          <w:rFonts w:ascii="Times New Roman" w:hAnsi="Times New Roman" w:cs="Times New Roman"/>
+          <w:sz w:val="28"/>
+          <w:szCs w:val="28"/>
+          <w:lang w:val="en-US"/>
+        </w:rPr>
+        <w:t>Git</w:t>
+      </w:r>
+      <w:r>
+        <w:rPr>
+          <w:rFonts w:ascii="Times New Roman" w:hAnsi="Times New Roman" w:cs="Times New Roman"/>
+          <w:sz w:val="28"/>
+          <w:szCs w:val="28"/>
+        </w:rPr>
+        <w:t xml:space="preserve"> </w:t>
+      </w:r>
+      <w:r>
+        <w:rPr>
+          <w:rFonts w:ascii="Times New Roman" w:hAnsi="Times New Roman" w:cs="Times New Roman"/>
+          <w:sz w:val="28"/>
+          <w:szCs w:val="28"/>
+          <w:lang w:val="en-US"/>
+        </w:rPr>
+        <w:t>pull</w:t>
+      </w:r>
+      <w:r>
+        <w:rPr>
+          <w:rFonts w:ascii="Times New Roman" w:hAnsi="Times New Roman" w:cs="Times New Roman"/>
+          <w:sz w:val="28"/>
+          <w:szCs w:val="28"/>
+        </w:rPr>
+        <w:t xml:space="preserve"> – </w:t>
+      </w:r>
+      <w:r>
+        <w:rPr>
+          <w:rFonts w:ascii="Times New Roman" w:hAnsi="Times New Roman" w:cs="Times New Roman"/>
+          <w:sz w:val="28"/>
+          <w:szCs w:val="28"/>
+        </w:rPr>
+        <w:t>обновляет локальный репозиторий.</w:t>
+      </w:r>
+    </w:p>
+    <w:p>
+      <w:pPr>
+        <w:spacing w:after="0" w:line="240" w:lineRule="auto"/>
+        <w:rPr>
+          <w:rFonts w:ascii="Times New Roman" w:hAnsi="Times New Roman" w:cs="Times New Roman"/>
+          <w:sz w:val="28"/>
+          <w:szCs w:val="28"/>
+        </w:rPr>
+      </w:pPr>
+      <w:r>
+        <w:rPr>
+          <w:rFonts w:ascii="Times New Roman" w:hAnsi="Times New Roman" w:cs="Times New Roman"/>
+          <w:sz w:val="28"/>
+          <w:szCs w:val="28"/>
+        </w:rPr>
+        <w:br w:type="page"/>
+      </w:r>
+    </w:p>
+    <w:p>
+      <w:pPr>
+        <w:tabs>
+          <w:tab w:val="left" w:pos="3855"/>
+        </w:tabs>
+        <w:rPr>
+          <w:rFonts w:ascii="Times New Roman" w:hAnsi="Times New Roman" w:cs="Times New Roman"/>
+          <w:sz w:val="28"/>
+          <w:szCs w:val="28"/>
+        </w:rPr>
+      </w:pPr>
+      <w:r>
+        <w:rPr>
+          <w:rFonts w:ascii="Times New Roman" w:hAnsi="Times New Roman" w:cs="Times New Roman"/>
+          <w:sz w:val="28"/>
+          <w:szCs w:val="28"/>
+        </w:rPr>
+        <w:lastRenderedPageBreak/>
+        <w:t>Вывод</w:t>
+      </w:r>
+      <w:proofErr w:type="gramStart"/>
+      <w:r>
+        <w:rPr>
+          <w:rFonts w:ascii="Times New Roman" w:hAnsi="Times New Roman" w:cs="Times New Roman"/>
+          <w:sz w:val="28"/>
+          <w:szCs w:val="28"/>
+        </w:rPr>
+        <w:t>:</w:t>
+      </w:r>
+      <w:r>
+        <w:rPr>
+          <w:rFonts w:ascii="Times New Roman" w:hAnsi="Times New Roman" w:cs="Times New Roman"/>
+          <w:sz w:val="28"/>
+          <w:szCs w:val="28"/>
+        </w:rPr>
+        <w:t xml:space="preserve"> В ходе</w:t>
+      </w:r>
+      <w:proofErr w:type="gramEnd"/>
+      <w:r>
+        <w:rPr>
+          <w:rFonts w:ascii="Times New Roman" w:hAnsi="Times New Roman" w:cs="Times New Roman"/>
+          <w:sz w:val="28"/>
+          <w:szCs w:val="28"/>
+        </w:rPr>
+        <w:t xml:space="preserve"> лабораторной работы была изучена система контроля версий </w:t>
+      </w:r>
+      <w:r>
+        <w:rPr>
+          <w:rFonts w:ascii="Times New Roman" w:hAnsi="Times New Roman" w:cs="Times New Roman"/>
+          <w:sz w:val="28"/>
+          <w:szCs w:val="28"/>
+          <w:lang w:val="en-US"/>
+        </w:rPr>
+        <w:t>git</w:t>
+      </w:r>
+      <w:r>
+        <w:rPr>
+          <w:rFonts w:ascii="Times New Roman" w:hAnsi="Times New Roman" w:cs="Times New Roman"/>
+          <w:sz w:val="28"/>
+          <w:szCs w:val="28"/>
+        </w:rPr>
+        <w:t>,</w:t>
+      </w:r>
+      <w:r>
+        <w:rPr>
+          <w:rFonts w:ascii="Times New Roman" w:hAnsi="Times New Roman" w:cs="Times New Roman"/>
+          <w:sz w:val="28"/>
+          <w:szCs w:val="28"/>
+        </w:rPr>
+        <w:t xml:space="preserve"> рассмотрены основные команды и пройден онлайн тренажер.</w:t>
+      </w:r>
+    </w:p>
+    <w:p>
+      <w:pPr>
+        <w:tabs>
+          <w:tab w:val="left" w:pos="3855"/>
+        </w:tabs>
+        <w:rPr>
+          <w:rFonts w:ascii="Times New Roman" w:hAnsi="Times New Roman" w:cs="Times New Roman"/>
+          <w:sz w:val="28"/>
+          <w:szCs w:val="28"/>
+        </w:rPr>
+      </w:pPr>
     </w:p>
     <w:sectPr>
       <w:pgSz w:w="11906" w:h="16838"/>
@@ -2613,6 +4160,232 @@
 <file path=word/numbering.xml><?xml version="1.0" encoding="utf-8"?>
 <w:numbering xmlns:wpc="http://schemas.microsoft.com/office/word/2010/wordprocessingCanvas" xmlns:cx="http://schemas.microsoft.com/office/drawing/2014/chartex" xmlns:cx1="http://schemas.microsoft.com/office/drawing/2015/9/8/chartex" xmlns:cx2="http://schemas.microsoft.com/office/drawing/2015/10/21/chartex" xmlns:cx3="http://schemas.microsoft.com/office/drawing/2016/5/9/chartex" xmlns:cx4="http://schemas.microsoft.com/office/drawing/2016/5/10/chartex" xmlns:cx5="http://schemas.microsoft.com/office/drawing/2016/5/11/chartex" xmlns:cx6="http://schemas.microsoft.com/office/drawing/2016/5/12/chartex" xmlns:cx7="http://schemas.microsoft.com/office/drawing/2016/5/13/chartex" xmlns:cx8="http://schemas.microsoft.com/office/drawing/2016/5/14/chartex" xmlns:mc="http://schemas.openxmlformats.org/markup-compatibility/2006" xmlns:aink="http://schemas.microsoft.com/office/drawing/2016/ink" xmlns:am3d="http://schemas.microsoft.com/office/drawing/2017/model3d" xmlns:o="urn:schemas-microsoft-com:office:office" xmlns:oel="http://schemas.microsoft.com/office/2019/extlst" xmlns:r="http://schemas.openxmlformats.org/officeDocument/2006/relationships" xmlns:m="http://schemas.openxmlformats.org/officeDocument/2006/math" xmlns:v="urn:schemas-microsoft-com:vml" xmlns:wp14="http://schemas.microsoft.com/office/word/2010/wordprocessingDrawing" xmlns:wp="http://schemas.openxmlformats.org/drawingml/2006/wordprocessingDrawing" xmlns:w10="urn:schemas-microsoft-com:office:word" xmlns:w="http://schemas.openxmlformats.org/wordprocessingml/2006/main" xmlns:w14="http://schemas.microsoft.com/office/word/2010/wordml" xmlns:w15="http://schemas.microsoft.com/office/word/2012/wordml" xmlns:w16cex="http://schemas.microsoft.com/office/word/2018/wordml/cex" xmlns:w16cid="http://schemas.microsoft.com/office/word/2016/wordml/cid" xmlns:w16="http://schemas.microsoft.com/office/word/2018/wordml" xmlns:w16du="http://schemas.microsoft.com/office/word/2023/wordml/word16du" xmlns:w16sdtdh="http://schemas.microsoft.com/office/word/2020/wordml/sdtdatahash" xmlns:w16sdtfl="http://schemas.microsoft.com/office/word/2024/wordml/sdtformatlock" xmlns:w16se="http://schemas.microsoft.com/office/word/2015/wordml/symex" xmlns:wpg="http://schemas.microsoft.com/office/word/2010/wordprocessingGroup" xmlns:wpi="http://schemas.microsoft.com/office/word/2010/wordprocessingInk" xmlns:wne="http://schemas.microsoft.com/office/word/2006/wordml" xmlns:wps="http://schemas.microsoft.com/office/word/2010/wordprocessingShape" mc:Ignorable="w14 w15 w16se w16cid w16 w16cex w16sdtdh w16sdtfl w16du wp14">
   <w:abstractNum w:abstractNumId="0" w15:restartNumberingAfterBreak="0">
+    <w:nsid w:val="099E2D44"/>
+    <w:multiLevelType w:val="multilevel"/>
+    <w:tmpl w:val="A0B25C7E"/>
+    <w:lvl w:ilvl="0">
+      <w:start w:val="1"/>
+      <w:numFmt w:val="decimal"/>
+      <w:lvlText w:val="%1."/>
+      <w:lvlJc w:val="left"/>
+      <w:pPr>
+        <w:tabs>
+          <w:tab w:val="num" w:pos="720"/>
+        </w:tabs>
+        <w:ind w:left="720" w:hanging="360"/>
+      </w:pPr>
+    </w:lvl>
+    <w:lvl w:ilvl="1" w:tentative="1">
+      <w:start w:val="1"/>
+      <w:numFmt w:val="decimal"/>
+      <w:lvlText w:val="%2."/>
+      <w:lvlJc w:val="left"/>
+      <w:pPr>
+        <w:tabs>
+          <w:tab w:val="num" w:pos="1440"/>
+        </w:tabs>
+        <w:ind w:left="1440" w:hanging="360"/>
+      </w:pPr>
+    </w:lvl>
+    <w:lvl w:ilvl="2" w:tentative="1">
+      <w:start w:val="1"/>
+      <w:numFmt w:val="decimal"/>
+      <w:lvlText w:val="%3."/>
+      <w:lvlJc w:val="left"/>
+      <w:pPr>
+        <w:tabs>
+          <w:tab w:val="num" w:pos="2160"/>
+        </w:tabs>
+        <w:ind w:left="2160" w:hanging="360"/>
+      </w:pPr>
+    </w:lvl>
+    <w:lvl w:ilvl="3" w:tentative="1">
+      <w:start w:val="1"/>
+      <w:numFmt w:val="decimal"/>
+      <w:lvlText w:val="%4."/>
+      <w:lvlJc w:val="left"/>
+      <w:pPr>
+        <w:tabs>
+          <w:tab w:val="num" w:pos="2880"/>
+        </w:tabs>
+        <w:ind w:left="2880" w:hanging="360"/>
+      </w:pPr>
+    </w:lvl>
+    <w:lvl w:ilvl="4" w:tentative="1">
+      <w:start w:val="1"/>
+      <w:numFmt w:val="decimal"/>
+      <w:lvlText w:val="%5."/>
+      <w:lvlJc w:val="left"/>
+      <w:pPr>
+        <w:tabs>
+          <w:tab w:val="num" w:pos="3600"/>
+        </w:tabs>
+        <w:ind w:left="3600" w:hanging="360"/>
+      </w:pPr>
+    </w:lvl>
+    <w:lvl w:ilvl="5" w:tentative="1">
+      <w:start w:val="1"/>
+      <w:numFmt w:val="decimal"/>
+      <w:lvlText w:val="%6."/>
+      <w:lvlJc w:val="left"/>
+      <w:pPr>
+        <w:tabs>
+          <w:tab w:val="num" w:pos="4320"/>
+        </w:tabs>
+        <w:ind w:left="4320" w:hanging="360"/>
+      </w:pPr>
+    </w:lvl>
+    <w:lvl w:ilvl="6" w:tentative="1">
+      <w:start w:val="1"/>
+      <w:numFmt w:val="decimal"/>
+      <w:lvlText w:val="%7."/>
+      <w:lvlJc w:val="left"/>
+      <w:pPr>
+        <w:tabs>
+          <w:tab w:val="num" w:pos="5040"/>
+        </w:tabs>
+        <w:ind w:left="5040" w:hanging="360"/>
+      </w:pPr>
+    </w:lvl>
+    <w:lvl w:ilvl="7" w:tentative="1">
+      <w:start w:val="1"/>
+      <w:numFmt w:val="decimal"/>
+      <w:lvlText w:val="%8."/>
+      <w:lvlJc w:val="left"/>
+      <w:pPr>
+        <w:tabs>
+          <w:tab w:val="num" w:pos="5760"/>
+        </w:tabs>
+        <w:ind w:left="5760" w:hanging="360"/>
+      </w:pPr>
+    </w:lvl>
+    <w:lvl w:ilvl="8" w:tentative="1">
+      <w:start w:val="1"/>
+      <w:numFmt w:val="decimal"/>
+      <w:lvlText w:val="%9."/>
+      <w:lvlJc w:val="left"/>
+      <w:pPr>
+        <w:tabs>
+          <w:tab w:val="num" w:pos="6480"/>
+        </w:tabs>
+        <w:ind w:left="6480" w:hanging="360"/>
+      </w:pPr>
+    </w:lvl>
+  </w:abstractNum>
+  <w:abstractNum w:abstractNumId="1" w15:restartNumberingAfterBreak="0">
+    <w:nsid w:val="1E6F4DD6"/>
+    <w:multiLevelType w:val="multilevel"/>
+    <w:tmpl w:val="A27CEF16"/>
+    <w:lvl w:ilvl="0">
+      <w:start w:val="1"/>
+      <w:numFmt w:val="decimal"/>
+      <w:lvlText w:val="%1."/>
+      <w:lvlJc w:val="left"/>
+      <w:pPr>
+        <w:tabs>
+          <w:tab w:val="num" w:pos="720"/>
+        </w:tabs>
+        <w:ind w:left="720" w:hanging="360"/>
+      </w:pPr>
+    </w:lvl>
+    <w:lvl w:ilvl="1" w:tentative="1">
+      <w:start w:val="1"/>
+      <w:numFmt w:val="decimal"/>
+      <w:lvlText w:val="%2."/>
+      <w:lvlJc w:val="left"/>
+      <w:pPr>
+        <w:tabs>
+          <w:tab w:val="num" w:pos="1440"/>
+        </w:tabs>
+        <w:ind w:left="1440" w:hanging="360"/>
+      </w:pPr>
+    </w:lvl>
+    <w:lvl w:ilvl="2" w:tentative="1">
+      <w:start w:val="1"/>
+      <w:numFmt w:val="decimal"/>
+      <w:lvlText w:val="%3."/>
+      <w:lvlJc w:val="left"/>
+      <w:pPr>
+        <w:tabs>
+          <w:tab w:val="num" w:pos="2160"/>
+        </w:tabs>
+        <w:ind w:left="2160" w:hanging="360"/>
+      </w:pPr>
+    </w:lvl>
+    <w:lvl w:ilvl="3" w:tentative="1">
+      <w:start w:val="1"/>
+      <w:numFmt w:val="decimal"/>
+      <w:lvlText w:val="%4."/>
+      <w:lvlJc w:val="left"/>
+      <w:pPr>
+        <w:tabs>
+          <w:tab w:val="num" w:pos="2880"/>
+        </w:tabs>
+        <w:ind w:left="2880" w:hanging="360"/>
+      </w:pPr>
+    </w:lvl>
+    <w:lvl w:ilvl="4" w:tentative="1">
+      <w:start w:val="1"/>
+      <w:numFmt w:val="decimal"/>
+      <w:lvlText w:val="%5."/>
+      <w:lvlJc w:val="left"/>
+      <w:pPr>
+        <w:tabs>
+          <w:tab w:val="num" w:pos="3600"/>
+        </w:tabs>
+        <w:ind w:left="3600" w:hanging="360"/>
+      </w:pPr>
+    </w:lvl>
+    <w:lvl w:ilvl="5" w:tentative="1">
+      <w:start w:val="1"/>
+      <w:numFmt w:val="decimal"/>
+      <w:lvlText w:val="%6."/>
+      <w:lvlJc w:val="left"/>
+      <w:pPr>
+        <w:tabs>
+          <w:tab w:val="num" w:pos="4320"/>
+        </w:tabs>
+        <w:ind w:left="4320" w:hanging="360"/>
+      </w:pPr>
+    </w:lvl>
+    <w:lvl w:ilvl="6" w:tentative="1">
+      <w:start w:val="1"/>
+      <w:numFmt w:val="decimal"/>
+      <w:lvlText w:val="%7."/>
+      <w:lvlJc w:val="left"/>
+      <w:pPr>
+        <w:tabs>
+          <w:tab w:val="num" w:pos="5040"/>
+        </w:tabs>
+        <w:ind w:left="5040" w:hanging="360"/>
+      </w:pPr>
+    </w:lvl>
+    <w:lvl w:ilvl="7" w:tentative="1">
+      <w:start w:val="1"/>
+      <w:numFmt w:val="decimal"/>
+      <w:lvlText w:val="%8."/>
+      <w:lvlJc w:val="left"/>
+      <w:pPr>
+        <w:tabs>
+          <w:tab w:val="num" w:pos="5760"/>
+        </w:tabs>
+        <w:ind w:left="5760" w:hanging="360"/>
+      </w:pPr>
+    </w:lvl>
+    <w:lvl w:ilvl="8" w:tentative="1">
+      <w:start w:val="1"/>
+      <w:numFmt w:val="decimal"/>
+      <w:lvlText w:val="%9."/>
+      <w:lvlJc w:val="left"/>
+      <w:pPr>
+        <w:tabs>
+          <w:tab w:val="num" w:pos="6480"/>
+        </w:tabs>
+        <w:ind w:left="6480" w:hanging="360"/>
+      </w:pPr>
+    </w:lvl>
+  </w:abstractNum>
+  <w:abstractNum w:abstractNumId="2" w15:restartNumberingAfterBreak="0">
     <w:nsid w:val="304465DB"/>
     <w:multiLevelType w:val="hybridMultilevel"/>
     <w:tmpl w:val="AE1AB182"/>
@@ -2725,7 +4498,129 @@
       </w:rPr>
     </w:lvl>
   </w:abstractNum>
+  <w:abstractNum w:abstractNumId="3" w15:restartNumberingAfterBreak="0">
+    <w:nsid w:val="314C7BF4"/>
+    <w:multiLevelType w:val="multilevel"/>
+    <w:tmpl w:val="46B60FB2"/>
+    <w:lvl w:ilvl="0">
+      <w:start w:val="1"/>
+      <w:numFmt w:val="decimal"/>
+      <w:lvlText w:val="%1."/>
+      <w:lvlJc w:val="left"/>
+      <w:pPr>
+        <w:tabs>
+          <w:tab w:val="num" w:pos="720"/>
+        </w:tabs>
+        <w:ind w:left="720" w:hanging="360"/>
+      </w:pPr>
+    </w:lvl>
+    <w:lvl w:ilvl="1" w:tentative="1">
+      <w:start w:val="1"/>
+      <w:numFmt w:val="decimal"/>
+      <w:lvlText w:val="%2."/>
+      <w:lvlJc w:val="left"/>
+      <w:pPr>
+        <w:tabs>
+          <w:tab w:val="num" w:pos="1440"/>
+        </w:tabs>
+        <w:ind w:left="1440" w:hanging="360"/>
+      </w:pPr>
+    </w:lvl>
+    <w:lvl w:ilvl="2" w:tentative="1">
+      <w:start w:val="1"/>
+      <w:numFmt w:val="decimal"/>
+      <w:lvlText w:val="%3."/>
+      <w:lvlJc w:val="left"/>
+      <w:pPr>
+        <w:tabs>
+          <w:tab w:val="num" w:pos="2160"/>
+        </w:tabs>
+        <w:ind w:left="2160" w:hanging="360"/>
+      </w:pPr>
+    </w:lvl>
+    <w:lvl w:ilvl="3" w:tentative="1">
+      <w:start w:val="1"/>
+      <w:numFmt w:val="decimal"/>
+      <w:lvlText w:val="%4."/>
+      <w:lvlJc w:val="left"/>
+      <w:pPr>
+        <w:tabs>
+          <w:tab w:val="num" w:pos="2880"/>
+        </w:tabs>
+        <w:ind w:left="2880" w:hanging="360"/>
+      </w:pPr>
+    </w:lvl>
+    <w:lvl w:ilvl="4" w:tentative="1">
+      <w:start w:val="1"/>
+      <w:numFmt w:val="decimal"/>
+      <w:lvlText w:val="%5."/>
+      <w:lvlJc w:val="left"/>
+      <w:pPr>
+        <w:tabs>
+          <w:tab w:val="num" w:pos="3600"/>
+        </w:tabs>
+        <w:ind w:left="3600" w:hanging="360"/>
+      </w:pPr>
+    </w:lvl>
+    <w:lvl w:ilvl="5" w:tentative="1">
+      <w:start w:val="1"/>
+      <w:numFmt w:val="decimal"/>
+      <w:lvlText w:val="%6."/>
+      <w:lvlJc w:val="left"/>
+      <w:pPr>
+        <w:tabs>
+          <w:tab w:val="num" w:pos="4320"/>
+        </w:tabs>
+        <w:ind w:left="4320" w:hanging="360"/>
+      </w:pPr>
+    </w:lvl>
+    <w:lvl w:ilvl="6" w:tentative="1">
+      <w:start w:val="1"/>
+      <w:numFmt w:val="decimal"/>
+      <w:lvlText w:val="%7."/>
+      <w:lvlJc w:val="left"/>
+      <w:pPr>
+        <w:tabs>
+          <w:tab w:val="num" w:pos="5040"/>
+        </w:tabs>
+        <w:ind w:left="5040" w:hanging="360"/>
+      </w:pPr>
+    </w:lvl>
+    <w:lvl w:ilvl="7" w:tentative="1">
+      <w:start w:val="1"/>
+      <w:numFmt w:val="decimal"/>
+      <w:lvlText w:val="%8."/>
+      <w:lvlJc w:val="left"/>
+      <w:pPr>
+        <w:tabs>
+          <w:tab w:val="num" w:pos="5760"/>
+        </w:tabs>
+        <w:ind w:left="5760" w:hanging="360"/>
+      </w:pPr>
+    </w:lvl>
+    <w:lvl w:ilvl="8" w:tentative="1">
+      <w:start w:val="1"/>
+      <w:numFmt w:val="decimal"/>
+      <w:lvlText w:val="%9."/>
+      <w:lvlJc w:val="left"/>
+      <w:pPr>
+        <w:tabs>
+          <w:tab w:val="num" w:pos="6480"/>
+        </w:tabs>
+        <w:ind w:left="6480" w:hanging="360"/>
+      </w:pPr>
+    </w:lvl>
+  </w:abstractNum>
   <w:num w:numId="1" w16cid:durableId="490684534">
+    <w:abstractNumId w:val="2"/>
+  </w:num>
+  <w:num w:numId="2" w16cid:durableId="1810128276">
+    <w:abstractNumId w:val="1"/>
+  </w:num>
+  <w:num w:numId="3" w16cid:durableId="1076710263">
+    <w:abstractNumId w:val="3"/>
+  </w:num>
+  <w:num w:numId="4" w16cid:durableId="1660695759">
     <w:abstractNumId w:val="0"/>
   </w:num>
 </w:numbering>
@@ -3136,7 +5031,6 @@
   <w:style w:type="character" w:default="1" w:styleId="a0">
     <w:name w:val="Default Paragraph Font"/>
     <w:uiPriority w:val="1"/>
-    <w:semiHidden/>
     <w:unhideWhenUsed/>
   </w:style>
   <w:style w:type="table" w:default="1" w:styleId="a1">
@@ -3272,6 +5166,19 @@
       <w:ind w:left="720"/>
       <w:contextualSpacing/>
     </w:pPr>
+  </w:style>
+  <w:style w:type="paragraph" w:styleId="ab">
+    <w:name w:val="Normal (Web)"/>
+    <w:basedOn w:val="a"/>
+    <w:uiPriority w:val="99"/>
+    <w:semiHidden/>
+    <w:unhideWhenUsed/>
+    <w:rsid w:val="007D6766"/>
+    <w:rPr>
+      <w:rFonts w:ascii="Times New Roman" w:hAnsi="Times New Roman" w:cs="Times New Roman"/>
+      <w:sz w:val="24"/>
+      <w:szCs w:val="24"/>
+    </w:rPr>
   </w:style>
 </w:styles>
 </file>
